--- a/LAB5/11CNPM2_LAB5_1150080156-NguyenHoTruongTam.docx
+++ b/LAB5/11CNPM2_LAB5_1150080156-NguyenHoTruongTam.docx
@@ -171,24 +171,31 @@
         <w:rPr>
           <w:lang w:val="vi-VN"/>
         </w:rPr>
-        <w:t>[Chèn ảnh 1: Cấu hình 3 card mạng của pfSense]</w:t>
+        <w:t xml:space="preserve">1. </w:t>
       </w:r>
-    </w:p>
-    <w:p>
-      <w:pPr>
-        <w:rPr>
-          <w:lang w:val="vi-VN"/>
-        </w:rPr>
-      </w:pPr>
       <w:r>
         <w:rPr>
           <w:lang w:val="vi-VN"/>
         </w:rPr>
+        <w:t>Cấu hình 3 card mạng của pfSense</w:t>
+      </w:r>
+    </w:p>
+    <w:p>
+      <w:pPr>
+        <w:rPr>
+          <w:lang w:val="vi-VN"/>
+        </w:rPr>
+      </w:pPr>
+      <w:r>
+        <w:rPr>
+          <w:noProof/>
+          <w:lang w:val="vi-VN"/>
+        </w:rPr>
         <w:drawing>
-          <wp:inline distT="0" distB="0" distL="0" distR="0" wp14:anchorId="19F868CA" wp14:editId="744EB87F">
-            <wp:extent cx="4853940" cy="2725847"/>
-            <wp:effectExtent l="0" t="0" r="3810" b="0"/>
-            <wp:docPr id="443736671" name="Picture 1" descr="A screenshot of a computer&#10;&#10;AI-generated content may be incorrect."/>
+          <wp:inline distT="0" distB="0" distL="0" distR="0" wp14:anchorId="0648C23C" wp14:editId="6DF11367">
+            <wp:extent cx="5486400" cy="3086100"/>
+            <wp:effectExtent l="0" t="0" r="0" b="0"/>
+            <wp:docPr id="1623942032" name="Picture 1" descr="A screenshot of a computer&#10;&#10;AI-generated content may be incorrect."/>
             <wp:cNvGraphicFramePr>
               <a:graphicFrameLocks xmlns:a="http://schemas.openxmlformats.org/drawingml/2006/main" noChangeAspect="1"/>
             </wp:cNvGraphicFramePr>
@@ -196,106 +203,11 @@
               <a:graphicData uri="http://schemas.openxmlformats.org/drawingml/2006/picture">
                 <pic:pic xmlns:pic="http://schemas.openxmlformats.org/drawingml/2006/picture">
                   <pic:nvPicPr>
-                    <pic:cNvPr id="443736671" name="Picture 1" descr="A screenshot of a computer&#10;&#10;AI-generated content may be incorrect."/>
+                    <pic:cNvPr id="1623942032" name="Picture 1" descr="A screenshot of a computer&#10;&#10;AI-generated content may be incorrect."/>
                     <pic:cNvPicPr/>
                   </pic:nvPicPr>
                   <pic:blipFill>
                     <a:blip r:embed="rId8"/>
-                    <a:stretch>
-                      <a:fillRect/>
-                    </a:stretch>
-                  </pic:blipFill>
-                  <pic:spPr>
-                    <a:xfrm>
-                      <a:off x="0" y="0"/>
-                      <a:ext cx="4861969" cy="2730356"/>
-                    </a:xfrm>
-                    <a:prstGeom prst="rect">
-                      <a:avLst/>
-                    </a:prstGeom>
-                  </pic:spPr>
-                </pic:pic>
-              </a:graphicData>
-            </a:graphic>
-          </wp:inline>
-        </w:drawing>
-      </w:r>
-    </w:p>
-    <w:p>
-      <w:pPr>
-        <w:rPr>
-          <w:lang w:val="vi-VN"/>
-        </w:rPr>
-      </w:pPr>
-      <w:r>
-        <w:rPr>
-          <w:lang w:val="vi-VN"/>
-        </w:rPr>
-        <w:drawing>
-          <wp:inline distT="0" distB="0" distL="0" distR="0" wp14:anchorId="4A2C3D6A" wp14:editId="767260CC">
-            <wp:extent cx="4808220" cy="2700172"/>
-            <wp:effectExtent l="0" t="0" r="0" b="5080"/>
-            <wp:docPr id="1646054983" name="Picture 1" descr="A screenshot of a computer&#10;&#10;AI-generated content may be incorrect."/>
-            <wp:cNvGraphicFramePr>
-              <a:graphicFrameLocks xmlns:a="http://schemas.openxmlformats.org/drawingml/2006/main" noChangeAspect="1"/>
-            </wp:cNvGraphicFramePr>
-            <a:graphic xmlns:a="http://schemas.openxmlformats.org/drawingml/2006/main">
-              <a:graphicData uri="http://schemas.openxmlformats.org/drawingml/2006/picture">
-                <pic:pic xmlns:pic="http://schemas.openxmlformats.org/drawingml/2006/picture">
-                  <pic:nvPicPr>
-                    <pic:cNvPr id="1646054983" name="Picture 1" descr="A screenshot of a computer&#10;&#10;AI-generated content may be incorrect."/>
-                    <pic:cNvPicPr/>
-                  </pic:nvPicPr>
-                  <pic:blipFill>
-                    <a:blip r:embed="rId9"/>
-                    <a:stretch>
-                      <a:fillRect/>
-                    </a:stretch>
-                  </pic:blipFill>
-                  <pic:spPr>
-                    <a:xfrm>
-                      <a:off x="0" y="0"/>
-                      <a:ext cx="4811479" cy="2702002"/>
-                    </a:xfrm>
-                    <a:prstGeom prst="rect">
-                      <a:avLst/>
-                    </a:prstGeom>
-                  </pic:spPr>
-                </pic:pic>
-              </a:graphicData>
-            </a:graphic>
-          </wp:inline>
-        </w:drawing>
-      </w:r>
-    </w:p>
-    <w:p>
-      <w:pPr>
-        <w:rPr>
-          <w:lang w:val="vi-VN"/>
-        </w:rPr>
-      </w:pPr>
-      <w:r>
-        <w:rPr>
-          <w:lang w:val="vi-VN"/>
-        </w:rPr>
-        <w:lastRenderedPageBreak/>
-        <w:drawing>
-          <wp:inline distT="0" distB="0" distL="0" distR="0" wp14:anchorId="2A0162EC" wp14:editId="756E834C">
-            <wp:extent cx="5486400" cy="3086100"/>
-            <wp:effectExtent l="0" t="0" r="0" b="0"/>
-            <wp:docPr id="2079780649" name="Picture 1" descr="A screenshot of a computer&#10;&#10;AI-generated content may be incorrect."/>
-            <wp:cNvGraphicFramePr>
-              <a:graphicFrameLocks xmlns:a="http://schemas.openxmlformats.org/drawingml/2006/main" noChangeAspect="1"/>
-            </wp:cNvGraphicFramePr>
-            <a:graphic xmlns:a="http://schemas.openxmlformats.org/drawingml/2006/main">
-              <a:graphicData uri="http://schemas.openxmlformats.org/drawingml/2006/picture">
-                <pic:pic xmlns:pic="http://schemas.openxmlformats.org/drawingml/2006/picture">
-                  <pic:nvPicPr>
-                    <pic:cNvPr id="2079780649" name="Picture 1" descr="A screenshot of a computer&#10;&#10;AI-generated content may be incorrect."/>
-                    <pic:cNvPicPr/>
-                  </pic:nvPicPr>
-                  <pic:blipFill>
-                    <a:blip r:embed="rId10"/>
                     <a:stretch>
                       <a:fillRect/>
                     </a:stretch>
@@ -326,33 +238,68 @@
         <w:rPr>
           <w:lang w:val="vi-VN"/>
         </w:rPr>
-        <w:t>[Chèn ảnh 2: Console đặt IP LAN 10.0.0.1]</w:t>
+        <w:br w:type="column"/>
       </w:r>
-    </w:p>
-    <w:p>
-      <w:pPr>
-        <w:rPr>
-          <w:lang w:val="vi-VN"/>
-        </w:rPr>
-      </w:pPr>
       <w:r>
         <w:rPr>
           <w:lang w:val="vi-VN"/>
         </w:rPr>
-        <w:t>[Chèn ảnh 3: Dashboard pfSense]</w:t>
+        <w:lastRenderedPageBreak/>
+        <w:t>2.</w:t>
       </w:r>
-    </w:p>
-    <w:p>
-      <w:pPr>
-        <w:rPr>
-          <w:lang w:val="vi-VN"/>
-        </w:rPr>
-      </w:pPr>
       <w:r>
         <w:rPr>
           <w:lang w:val="vi-VN"/>
         </w:rPr>
-        <w:t>[Chèn ảnh 4: Cấu hình DMZ (OPT1)]</w:t>
+        <w:t xml:space="preserve"> Console đặt IP LAN 10.0.0.1</w:t>
+      </w:r>
+    </w:p>
+    <w:p>
+      <w:pPr>
+        <w:rPr>
+          <w:lang w:val="vi-VN"/>
+        </w:rPr>
+      </w:pPr>
+      <w:r>
+        <w:rPr>
+          <w:noProof/>
+          <w:lang w:val="vi-VN"/>
+        </w:rPr>
+        <w:drawing>
+          <wp:inline distT="0" distB="0" distL="0" distR="0" wp14:anchorId="037FAF3A" wp14:editId="288EA1BE">
+            <wp:extent cx="5486400" cy="3086100"/>
+            <wp:effectExtent l="0" t="0" r="0" b="0"/>
+            <wp:docPr id="1590595216" name="Picture 2" descr="A screenshot of a computer&#10;&#10;AI-generated content may be incorrect."/>
+            <wp:cNvGraphicFramePr>
+              <a:graphicFrameLocks xmlns:a="http://schemas.openxmlformats.org/drawingml/2006/main" noChangeAspect="1"/>
+            </wp:cNvGraphicFramePr>
+            <a:graphic xmlns:a="http://schemas.openxmlformats.org/drawingml/2006/main">
+              <a:graphicData uri="http://schemas.openxmlformats.org/drawingml/2006/picture">
+                <pic:pic xmlns:pic="http://schemas.openxmlformats.org/drawingml/2006/picture">
+                  <pic:nvPicPr>
+                    <pic:cNvPr id="1590595216" name="Picture 2" descr="A screenshot of a computer&#10;&#10;AI-generated content may be incorrect."/>
+                    <pic:cNvPicPr/>
+                  </pic:nvPicPr>
+                  <pic:blipFill>
+                    <a:blip r:embed="rId9"/>
+                    <a:stretch>
+                      <a:fillRect/>
+                    </a:stretch>
+                  </pic:blipFill>
+                  <pic:spPr>
+                    <a:xfrm>
+                      <a:off x="0" y="0"/>
+                      <a:ext cx="5486400" cy="3086100"/>
+                    </a:xfrm>
+                    <a:prstGeom prst="rect">
+                      <a:avLst/>
+                    </a:prstGeom>
+                  </pic:spPr>
+                </pic:pic>
+              </a:graphicData>
+            </a:graphic>
+          </wp:inline>
+        </w:drawing>
       </w:r>
     </w:p>
     <w:p>
@@ -365,20 +312,13 @@
         <w:rPr>
           <w:lang w:val="vi-VN"/>
         </w:rPr>
-        <w:t>[Chèn ảnh 5: Cấu hình Outbound NAT]</w:t>
+        <w:t>3.</w:t>
       </w:r>
-    </w:p>
-    <w:p>
-      <w:pPr>
-        <w:rPr>
-          <w:lang w:val="vi-VN"/>
-        </w:rPr>
-      </w:pPr>
       <w:r>
         <w:rPr>
           <w:lang w:val="vi-VN"/>
         </w:rPr>
-        <w:t>[Chèn ảnh 6: Rule nền tảng LAN (Đã tắt Default allow LAN to any)]</w:t>
+        <w:t xml:space="preserve"> Dashboard pfSense</w:t>
       </w:r>
     </w:p>
     <w:p>
@@ -387,6 +327,264 @@
           <w:lang w:val="vi-VN"/>
         </w:rPr>
       </w:pPr>
+      <w:r>
+        <w:rPr>
+          <w:noProof/>
+          <w:lang w:val="vi-VN"/>
+        </w:rPr>
+        <w:drawing>
+          <wp:inline distT="0" distB="0" distL="0" distR="0" wp14:anchorId="298BC863" wp14:editId="595C6B2A">
+            <wp:extent cx="5486400" cy="3096895"/>
+            <wp:effectExtent l="0" t="0" r="0" b="8255"/>
+            <wp:docPr id="847279600" name="Picture 3" descr="A screenshot of a computer&#10;&#10;AI-generated content may be incorrect."/>
+            <wp:cNvGraphicFramePr>
+              <a:graphicFrameLocks xmlns:a="http://schemas.openxmlformats.org/drawingml/2006/main" noChangeAspect="1"/>
+            </wp:cNvGraphicFramePr>
+            <a:graphic xmlns:a="http://schemas.openxmlformats.org/drawingml/2006/main">
+              <a:graphicData uri="http://schemas.openxmlformats.org/drawingml/2006/picture">
+                <pic:pic xmlns:pic="http://schemas.openxmlformats.org/drawingml/2006/picture">
+                  <pic:nvPicPr>
+                    <pic:cNvPr id="847279600" name="Picture 3" descr="A screenshot of a computer&#10;&#10;AI-generated content may be incorrect."/>
+                    <pic:cNvPicPr/>
+                  </pic:nvPicPr>
+                  <pic:blipFill>
+                    <a:blip r:embed="rId10"/>
+                    <a:stretch>
+                      <a:fillRect/>
+                    </a:stretch>
+                  </pic:blipFill>
+                  <pic:spPr>
+                    <a:xfrm>
+                      <a:off x="0" y="0"/>
+                      <a:ext cx="5486400" cy="3096895"/>
+                    </a:xfrm>
+                    <a:prstGeom prst="rect">
+                      <a:avLst/>
+                    </a:prstGeom>
+                  </pic:spPr>
+                </pic:pic>
+              </a:graphicData>
+            </a:graphic>
+          </wp:inline>
+        </w:drawing>
+      </w:r>
+    </w:p>
+    <w:p>
+      <w:pPr>
+        <w:rPr>
+          <w:lang w:val="vi-VN"/>
+        </w:rPr>
+      </w:pPr>
+      <w:r>
+        <w:rPr>
+          <w:lang w:val="vi-VN"/>
+        </w:rPr>
+        <w:br w:type="column"/>
+      </w:r>
+      <w:r>
+        <w:rPr>
+          <w:lang w:val="vi-VN"/>
+        </w:rPr>
+        <w:lastRenderedPageBreak/>
+        <w:t>4.</w:t>
+      </w:r>
+      <w:r>
+        <w:rPr>
+          <w:lang w:val="vi-VN"/>
+        </w:rPr>
+        <w:t xml:space="preserve"> Cấu hình DMZ (OPT1)</w:t>
+      </w:r>
+    </w:p>
+    <w:p>
+      <w:pPr>
+        <w:rPr>
+          <w:lang w:val="vi-VN"/>
+        </w:rPr>
+      </w:pPr>
+      <w:r>
+        <w:rPr>
+          <w:lang w:val="vi-VN"/>
+        </w:rPr>
+        <w:drawing>
+          <wp:inline distT="0" distB="0" distL="0" distR="0" wp14:anchorId="2C7B3B26" wp14:editId="000D956F">
+            <wp:extent cx="5486400" cy="3121660"/>
+            <wp:effectExtent l="0" t="0" r="0" b="2540"/>
+            <wp:docPr id="1872346195" name="Picture 1" descr="A screenshot of a computer&#10;&#10;AI-generated content may be incorrect."/>
+            <wp:cNvGraphicFramePr>
+              <a:graphicFrameLocks xmlns:a="http://schemas.openxmlformats.org/drawingml/2006/main" noChangeAspect="1"/>
+            </wp:cNvGraphicFramePr>
+            <a:graphic xmlns:a="http://schemas.openxmlformats.org/drawingml/2006/main">
+              <a:graphicData uri="http://schemas.openxmlformats.org/drawingml/2006/picture">
+                <pic:pic xmlns:pic="http://schemas.openxmlformats.org/drawingml/2006/picture">
+                  <pic:nvPicPr>
+                    <pic:cNvPr id="1872346195" name="Picture 1" descr="A screenshot of a computer&#10;&#10;AI-generated content may be incorrect."/>
+                    <pic:cNvPicPr/>
+                  </pic:nvPicPr>
+                  <pic:blipFill>
+                    <a:blip r:embed="rId11"/>
+                    <a:stretch>
+                      <a:fillRect/>
+                    </a:stretch>
+                  </pic:blipFill>
+                  <pic:spPr>
+                    <a:xfrm>
+                      <a:off x="0" y="0"/>
+                      <a:ext cx="5486400" cy="3121660"/>
+                    </a:xfrm>
+                    <a:prstGeom prst="rect">
+                      <a:avLst/>
+                    </a:prstGeom>
+                  </pic:spPr>
+                </pic:pic>
+              </a:graphicData>
+            </a:graphic>
+          </wp:inline>
+        </w:drawing>
+      </w:r>
+    </w:p>
+    <w:p>
+      <w:pPr>
+        <w:rPr>
+          <w:lang w:val="vi-VN"/>
+        </w:rPr>
+      </w:pPr>
+      <w:r>
+        <w:rPr>
+          <w:lang w:val="vi-VN"/>
+        </w:rPr>
+        <w:t>5.</w:t>
+      </w:r>
+      <w:r>
+        <w:rPr>
+          <w:lang w:val="vi-VN"/>
+        </w:rPr>
+        <w:t>Cấu hình Outbound NAT</w:t>
+      </w:r>
+    </w:p>
+    <w:p>
+      <w:pPr>
+        <w:rPr>
+          <w:lang w:val="vi-VN"/>
+        </w:rPr>
+      </w:pPr>
+      <w:r>
+        <w:rPr>
+          <w:noProof/>
+        </w:rPr>
+        <w:drawing>
+          <wp:inline distT="0" distB="0" distL="0" distR="0" wp14:anchorId="05900728" wp14:editId="17574F0E">
+            <wp:extent cx="5486400" cy="3662045"/>
+            <wp:effectExtent l="0" t="0" r="0" b="0"/>
+            <wp:docPr id="31" name="Picture 1" descr="A screenshot of a computer&#10;&#10;AI-generated content may be incorrect."/>
+            <wp:cNvGraphicFramePr>
+              <a:graphicFrameLocks xmlns:a="http://schemas.openxmlformats.org/drawingml/2006/main" noChangeAspect="1"/>
+            </wp:cNvGraphicFramePr>
+            <a:graphic xmlns:a="http://schemas.openxmlformats.org/drawingml/2006/main">
+              <a:graphicData uri="http://schemas.openxmlformats.org/drawingml/2006/picture">
+                <pic:pic xmlns:pic="http://schemas.openxmlformats.org/drawingml/2006/picture">
+                  <pic:nvPicPr>
+                    <pic:cNvPr id="31" name="Picture 1" descr="A screenshot of a computer&#10;&#10;AI-generated content may be incorrect."/>
+                    <pic:cNvPicPr>
+                      <a:picLocks noChangeAspect="1"/>
+                    </pic:cNvPicPr>
+                  </pic:nvPicPr>
+                  <pic:blipFill>
+                    <a:blip r:embed="rId12"/>
+                    <a:stretch>
+                      <a:fillRect/>
+                    </a:stretch>
+                  </pic:blipFill>
+                  <pic:spPr>
+                    <a:xfrm>
+                      <a:off x="0" y="0"/>
+                      <a:ext cx="5486400" cy="3662045"/>
+                    </a:xfrm>
+                    <a:prstGeom prst="rect">
+                      <a:avLst/>
+                    </a:prstGeom>
+                  </pic:spPr>
+                </pic:pic>
+              </a:graphicData>
+            </a:graphic>
+          </wp:inline>
+        </w:drawing>
+      </w:r>
+    </w:p>
+    <w:p>
+      <w:pPr>
+        <w:rPr>
+          <w:lang w:val="vi-VN"/>
+        </w:rPr>
+      </w:pPr>
+      <w:r>
+        <w:rPr>
+          <w:lang w:val="vi-VN"/>
+        </w:rPr>
+        <w:br w:type="column"/>
+      </w:r>
+      <w:r>
+        <w:rPr>
+          <w:lang w:val="vi-VN"/>
+        </w:rPr>
+        <w:lastRenderedPageBreak/>
+        <w:t>6.</w:t>
+      </w:r>
+      <w:r>
+        <w:rPr>
+          <w:lang w:val="vi-VN"/>
+        </w:rPr>
+        <w:t xml:space="preserve"> Rule nền tảng LAN (Đã tắt Default allow LAN to any)]</w:t>
+      </w:r>
+    </w:p>
+    <w:p>
+      <w:pPr>
+        <w:rPr>
+          <w:lang w:val="vi-VN"/>
+        </w:rPr>
+      </w:pPr>
+      <w:r>
+        <w:rPr>
+          <w:rFonts w:ascii="Times New Roman" w:hAnsi="Times New Roman" w:cs="Times New Roman"/>
+          <w:noProof/>
+          <w:sz w:val="26"/>
+          <w:szCs w:val="26"/>
+        </w:rPr>
+        <w:drawing>
+          <wp:inline distT="0" distB="0" distL="0" distR="0" wp14:anchorId="383DF3D5" wp14:editId="2A219881">
+            <wp:extent cx="5486400" cy="2743200"/>
+            <wp:effectExtent l="0" t="0" r="0" b="0"/>
+            <wp:docPr id="197044769" name="Picture 1" descr="A screenshot of a computer&#10;&#10;AI-generated content may be incorrect."/>
+            <wp:cNvGraphicFramePr>
+              <a:graphicFrameLocks xmlns:a="http://schemas.openxmlformats.org/drawingml/2006/main" noChangeAspect="1"/>
+            </wp:cNvGraphicFramePr>
+            <a:graphic xmlns:a="http://schemas.openxmlformats.org/drawingml/2006/main">
+              <a:graphicData uri="http://schemas.openxmlformats.org/drawingml/2006/picture">
+                <pic:pic xmlns:pic="http://schemas.openxmlformats.org/drawingml/2006/picture">
+                  <pic:nvPicPr>
+                    <pic:cNvPr id="197044769" name="Picture 1" descr="A screenshot of a computer&#10;&#10;AI-generated content may be incorrect."/>
+                    <pic:cNvPicPr/>
+                  </pic:nvPicPr>
+                  <pic:blipFill>
+                    <a:blip r:embed="rId13"/>
+                    <a:stretch>
+                      <a:fillRect/>
+                    </a:stretch>
+                  </pic:blipFill>
+                  <pic:spPr>
+                    <a:xfrm>
+                      <a:off x="0" y="0"/>
+                      <a:ext cx="5486400" cy="2743200"/>
+                    </a:xfrm>
+                    <a:prstGeom prst="rect">
+                      <a:avLst/>
+                    </a:prstGeom>
+                  </pic:spPr>
+                </pic:pic>
+              </a:graphicData>
+            </a:graphic>
+          </wp:inline>
+        </w:drawing>
+      </w:r>
     </w:p>
     <w:p>
       <w:pPr>
@@ -426,7 +624,7 @@
         <w:rPr>
           <w:lang w:val="vi-VN"/>
         </w:rPr>
-        <w:t>[Chèn ảnh 7: Các Rule đã tạo (Block ICMP, Pass DNS, Pass HTTP/HTTPS)]</w:t>
+        <w:t>Kết quả Ping 8.8.8.8 thất bại (Request timed out)]</w:t>
       </w:r>
     </w:p>
     <w:p>
@@ -439,7 +637,41 @@
         <w:rPr>
           <w:lang w:val="vi-VN"/>
         </w:rPr>
-        <w:t>[Chèn ảnh 8: Kết quả Ping 8.8.8.8 thất bại (Request timed out)]</w:t>
+        <w:drawing>
+          <wp:inline distT="0" distB="0" distL="0" distR="0" wp14:anchorId="6AE9E512" wp14:editId="0C9434B2">
+            <wp:extent cx="5486400" cy="2740025"/>
+            <wp:effectExtent l="0" t="0" r="0" b="3175"/>
+            <wp:docPr id="1610064676" name="Picture 1" descr="A computer screen shot of a black screen&#10;&#10;AI-generated content may be incorrect."/>
+            <wp:cNvGraphicFramePr>
+              <a:graphicFrameLocks xmlns:a="http://schemas.openxmlformats.org/drawingml/2006/main" noChangeAspect="1"/>
+            </wp:cNvGraphicFramePr>
+            <a:graphic xmlns:a="http://schemas.openxmlformats.org/drawingml/2006/main">
+              <a:graphicData uri="http://schemas.openxmlformats.org/drawingml/2006/picture">
+                <pic:pic xmlns:pic="http://schemas.openxmlformats.org/drawingml/2006/picture">
+                  <pic:nvPicPr>
+                    <pic:cNvPr id="1610064676" name="Picture 1" descr="A computer screen shot of a black screen&#10;&#10;AI-generated content may be incorrect."/>
+                    <pic:cNvPicPr/>
+                  </pic:nvPicPr>
+                  <pic:blipFill>
+                    <a:blip r:embed="rId14"/>
+                    <a:stretch>
+                      <a:fillRect/>
+                    </a:stretch>
+                  </pic:blipFill>
+                  <pic:spPr>
+                    <a:xfrm>
+                      <a:off x="0" y="0"/>
+                      <a:ext cx="5486400" cy="2740025"/>
+                    </a:xfrm>
+                    <a:prstGeom prst="rect">
+                      <a:avLst/>
+                    </a:prstGeom>
+                  </pic:spPr>
+                </pic:pic>
+              </a:graphicData>
+            </a:graphic>
+          </wp:inline>
+        </w:drawing>
       </w:r>
     </w:p>
     <w:p>
@@ -452,7 +684,7 @@
         <w:rPr>
           <w:lang w:val="vi-VN"/>
         </w:rPr>
-        <w:t>[Chèn ảnh 9: Kết quả phân giải DNS và truy cập Web (curl) thành công]</w:t>
+        <w:t xml:space="preserve"> Kết quả phân giải DNS và truy cập Web (curl) thành công</w:t>
       </w:r>
     </w:p>
     <w:p>
@@ -465,7 +697,42 @@
         <w:rPr>
           <w:lang w:val="vi-VN"/>
         </w:rPr>
-        <w:t>Giải thích kết quả: ...</w:t>
+        <w:lastRenderedPageBreak/>
+        <w:drawing>
+          <wp:inline distT="0" distB="0" distL="0" distR="0" wp14:anchorId="6153FA7A" wp14:editId="086212DE">
+            <wp:extent cx="4656223" cy="1920406"/>
+            <wp:effectExtent l="0" t="0" r="0" b="3810"/>
+            <wp:docPr id="621589874" name="Picture 1" descr="A computer screen with a black screen&#10;&#10;AI-generated content may be incorrect."/>
+            <wp:cNvGraphicFramePr>
+              <a:graphicFrameLocks xmlns:a="http://schemas.openxmlformats.org/drawingml/2006/main" noChangeAspect="1"/>
+            </wp:cNvGraphicFramePr>
+            <a:graphic xmlns:a="http://schemas.openxmlformats.org/drawingml/2006/main">
+              <a:graphicData uri="http://schemas.openxmlformats.org/drawingml/2006/picture">
+                <pic:pic xmlns:pic="http://schemas.openxmlformats.org/drawingml/2006/picture">
+                  <pic:nvPicPr>
+                    <pic:cNvPr id="621589874" name="Picture 1" descr="A computer screen with a black screen&#10;&#10;AI-generated content may be incorrect."/>
+                    <pic:cNvPicPr/>
+                  </pic:nvPicPr>
+                  <pic:blipFill>
+                    <a:blip r:embed="rId15"/>
+                    <a:stretch>
+                      <a:fillRect/>
+                    </a:stretch>
+                  </pic:blipFill>
+                  <pic:spPr>
+                    <a:xfrm>
+                      <a:off x="0" y="0"/>
+                      <a:ext cx="4656223" cy="1920406"/>
+                    </a:xfrm>
+                    <a:prstGeom prst="rect">
+                      <a:avLst/>
+                    </a:prstGeom>
+                  </pic:spPr>
+                </pic:pic>
+              </a:graphicData>
+            </a:graphic>
+          </wp:inline>
+        </w:drawing>
       </w:r>
     </w:p>
     <w:p>
@@ -492,7 +759,7 @@
         <w:rPr>
           <w:lang w:val="vi-VN"/>
         </w:rPr>
-        <w:t>[Chèn ảnh 10: Rule đã tạo (Pass 10.0.0.2, Block LAN net)]</w:t>
+        <w:t xml:space="preserve"> Rule đã tạo (Pass 10.0.0.2, Block LAN net)</w:t>
       </w:r>
     </w:p>
     <w:p>
@@ -505,7 +772,41 @@
         <w:rPr>
           <w:lang w:val="vi-VN"/>
         </w:rPr>
-        <w:t>[Chèn ảnh 11: Kết quả từ Domain Controller (10.0.0.2) ra mạng thành công]</w:t>
+        <w:drawing>
+          <wp:inline distT="0" distB="0" distL="0" distR="0" wp14:anchorId="3AD18956" wp14:editId="138E8B3A">
+            <wp:extent cx="5044877" cy="2110923"/>
+            <wp:effectExtent l="0" t="0" r="3810" b="3810"/>
+            <wp:docPr id="670253816" name="Picture 1"/>
+            <wp:cNvGraphicFramePr>
+              <a:graphicFrameLocks xmlns:a="http://schemas.openxmlformats.org/drawingml/2006/main" noChangeAspect="1"/>
+            </wp:cNvGraphicFramePr>
+            <a:graphic xmlns:a="http://schemas.openxmlformats.org/drawingml/2006/main">
+              <a:graphicData uri="http://schemas.openxmlformats.org/drawingml/2006/picture">
+                <pic:pic xmlns:pic="http://schemas.openxmlformats.org/drawingml/2006/picture">
+                  <pic:nvPicPr>
+                    <pic:cNvPr id="670253816" name=""/>
+                    <pic:cNvPicPr/>
+                  </pic:nvPicPr>
+                  <pic:blipFill>
+                    <a:blip r:embed="rId16"/>
+                    <a:stretch>
+                      <a:fillRect/>
+                    </a:stretch>
+                  </pic:blipFill>
+                  <pic:spPr>
+                    <a:xfrm>
+                      <a:off x="0" y="0"/>
+                      <a:ext cx="5044877" cy="2110923"/>
+                    </a:xfrm>
+                    <a:prstGeom prst="rect">
+                      <a:avLst/>
+                    </a:prstGeom>
+                  </pic:spPr>
+                </pic:pic>
+              </a:graphicData>
+            </a:graphic>
+          </wp:inline>
+        </w:drawing>
       </w:r>
     </w:p>
     <w:p>
@@ -514,9 +815,66 @@
           <w:lang w:val="vi-VN"/>
         </w:rPr>
       </w:pPr>
+      <w:r>
+        <w:rPr>
+          <w:lang w:val="vi-VN"/>
+        </w:rPr>
+        <w:t>Kết quả từ Domain Controller (10.0.0.2) ra mạng thành công</w:t>
+      </w:r>
     </w:p>
     <w:p>
       <w:pPr>
+        <w:rPr>
+          <w:lang w:val="vi-VN"/>
+        </w:rPr>
+      </w:pPr>
+      <w:r>
+        <w:rPr>
+          <w:rFonts w:ascii="Times New Roman" w:hAnsi="Times New Roman" w:cs="Times New Roman"/>
+          <w:noProof/>
+          <w:sz w:val="26"/>
+          <w:szCs w:val="26"/>
+        </w:rPr>
+        <w:drawing>
+          <wp:inline distT="0" distB="0" distL="0" distR="0" wp14:anchorId="5A5029FA" wp14:editId="5BC8C0AC">
+            <wp:extent cx="5486400" cy="2891155"/>
+            <wp:effectExtent l="0" t="0" r="0" b="4445"/>
+            <wp:docPr id="603406776" name="Picture 1"/>
+            <wp:cNvGraphicFramePr>
+              <a:graphicFrameLocks xmlns:a="http://schemas.openxmlformats.org/drawingml/2006/main" noChangeAspect="1"/>
+            </wp:cNvGraphicFramePr>
+            <a:graphic xmlns:a="http://schemas.openxmlformats.org/drawingml/2006/main">
+              <a:graphicData uri="http://schemas.openxmlformats.org/drawingml/2006/picture">
+                <pic:pic xmlns:pic="http://schemas.openxmlformats.org/drawingml/2006/picture">
+                  <pic:nvPicPr>
+                    <pic:cNvPr id="603406776" name=""/>
+                    <pic:cNvPicPr/>
+                  </pic:nvPicPr>
+                  <pic:blipFill>
+                    <a:blip r:embed="rId17"/>
+                    <a:stretch>
+                      <a:fillRect/>
+                    </a:stretch>
+                  </pic:blipFill>
+                  <pic:spPr>
+                    <a:xfrm>
+                      <a:off x="0" y="0"/>
+                      <a:ext cx="5486400" cy="2891155"/>
+                    </a:xfrm>
+                    <a:prstGeom prst="rect">
+                      <a:avLst/>
+                    </a:prstGeom>
+                  </pic:spPr>
+                </pic:pic>
+              </a:graphicData>
+            </a:graphic>
+          </wp:inline>
+        </w:drawing>
+      </w:r>
+    </w:p>
+    <w:p>
+      <w:pPr>
+        <w:pStyle w:val="Heading3"/>
         <w:rPr>
           <w:lang w:val="vi-VN"/>
         </w:rPr>
@@ -526,7 +884,7 @@
           <w:lang w:val="vi-VN"/>
         </w:rPr>
         <w:lastRenderedPageBreak/>
-        <w:t>[Chèn ảnh 12: Kết quả từ LAN-Test (10.0.0.3) ra mạng thất bại]</w:t>
+        <w:t>Tình huống 3: Cô lập DMZ khỏi LAN</w:t>
       </w:r>
     </w:p>
     <w:p>
@@ -539,12 +897,61 @@
         <w:rPr>
           <w:lang w:val="vi-VN"/>
         </w:rPr>
-        <w:t>Giải thích kết quả: ...</w:t>
+        <w:t>Baseline - DMZ ping được LAN trước khi chặn</w:t>
       </w:r>
     </w:p>
     <w:p>
       <w:pPr>
-        <w:pStyle w:val="Heading3"/>
+        <w:rPr>
+          <w:lang w:val="vi-VN"/>
+        </w:rPr>
+      </w:pPr>
+      <w:r>
+        <w:rPr>
+          <w:rFonts w:ascii="Times New Roman" w:hAnsi="Times New Roman" w:cs="Times New Roman"/>
+          <w:noProof/>
+          <w:sz w:val="26"/>
+          <w:szCs w:val="26"/>
+        </w:rPr>
+        <w:drawing>
+          <wp:inline distT="0" distB="0" distL="0" distR="0" wp14:anchorId="6BD6686F" wp14:editId="1B71607D">
+            <wp:extent cx="3168813" cy="1797142"/>
+            <wp:effectExtent l="0" t="0" r="0" b="0"/>
+            <wp:docPr id="1170469206" name="Picture 1"/>
+            <wp:cNvGraphicFramePr>
+              <a:graphicFrameLocks xmlns:a="http://schemas.openxmlformats.org/drawingml/2006/main" noChangeAspect="1"/>
+            </wp:cNvGraphicFramePr>
+            <a:graphic xmlns:a="http://schemas.openxmlformats.org/drawingml/2006/main">
+              <a:graphicData uri="http://schemas.openxmlformats.org/drawingml/2006/picture">
+                <pic:pic xmlns:pic="http://schemas.openxmlformats.org/drawingml/2006/picture">
+                  <pic:nvPicPr>
+                    <pic:cNvPr id="1170469206" name=""/>
+                    <pic:cNvPicPr/>
+                  </pic:nvPicPr>
+                  <pic:blipFill>
+                    <a:blip r:embed="rId18"/>
+                    <a:stretch>
+                      <a:fillRect/>
+                    </a:stretch>
+                  </pic:blipFill>
+                  <pic:spPr>
+                    <a:xfrm>
+                      <a:off x="0" y="0"/>
+                      <a:ext cx="3168813" cy="1797142"/>
+                    </a:xfrm>
+                    <a:prstGeom prst="rect">
+                      <a:avLst/>
+                    </a:prstGeom>
+                  </pic:spPr>
+                </pic:pic>
+              </a:graphicData>
+            </a:graphic>
+          </wp:inline>
+        </w:drawing>
+      </w:r>
+    </w:p>
+    <w:p>
+      <w:pPr>
         <w:rPr>
           <w:lang w:val="vi-VN"/>
         </w:rPr>
@@ -553,33 +960,19 @@
         <w:rPr>
           <w:lang w:val="vi-VN"/>
         </w:rPr>
-        <w:t>Tình huống 3: Cô lập DMZ khỏi LAN</w:t>
+        <w:t>Kết quả DMZ ping LAN thất bại sau khi chặn</w:t>
       </w:r>
-    </w:p>
-    <w:p>
-      <w:pPr>
-        <w:rPr>
-          <w:lang w:val="vi-VN"/>
-        </w:rPr>
-      </w:pPr>
       <w:r>
         <w:rPr>
           <w:lang w:val="vi-VN"/>
         </w:rPr>
-        <w:t>[Chèn ảnh 13: Baseline - DMZ ping được LAN trước khi chặn]</w:t>
+        <w:t xml:space="preserve"> và k</w:t>
       </w:r>
-    </w:p>
-    <w:p>
-      <w:pPr>
-        <w:rPr>
-          <w:lang w:val="vi-VN"/>
-        </w:rPr>
-      </w:pPr>
       <w:r>
         <w:rPr>
           <w:lang w:val="vi-VN"/>
         </w:rPr>
-        <w:t>[Chèn ảnh 14: Rule đã tạo (Block DMZ net to LAN net)]</w:t>
+        <w:t>ết quả DMZ ra Internet thành công</w:t>
       </w:r>
     </w:p>
     <w:p>
@@ -590,43 +983,47 @@
       </w:pPr>
       <w:r>
         <w:rPr>
-          <w:lang w:val="vi-VN"/>
+          <w:rFonts w:ascii="Times New Roman" w:hAnsi="Times New Roman" w:cs="Times New Roman"/>
+          <w:noProof/>
+          <w:sz w:val="26"/>
+          <w:szCs w:val="26"/>
         </w:rPr>
-        <w:t>[Chèn ảnh 15: Kết quả DMZ ping LAN thất bại sau khi chặn]</w:t>
+        <w:drawing>
+          <wp:inline distT="0" distB="0" distL="0" distR="0" wp14:anchorId="0845136B" wp14:editId="5D06AAD7">
+            <wp:extent cx="3543482" cy="3035456"/>
+            <wp:effectExtent l="0" t="0" r="0" b="0"/>
+            <wp:docPr id="1209763223" name="Picture 1"/>
+            <wp:cNvGraphicFramePr>
+              <a:graphicFrameLocks xmlns:a="http://schemas.openxmlformats.org/drawingml/2006/main" noChangeAspect="1"/>
+            </wp:cNvGraphicFramePr>
+            <a:graphic xmlns:a="http://schemas.openxmlformats.org/drawingml/2006/main">
+              <a:graphicData uri="http://schemas.openxmlformats.org/drawingml/2006/picture">
+                <pic:pic xmlns:pic="http://schemas.openxmlformats.org/drawingml/2006/picture">
+                  <pic:nvPicPr>
+                    <pic:cNvPr id="1209763223" name=""/>
+                    <pic:cNvPicPr/>
+                  </pic:nvPicPr>
+                  <pic:blipFill>
+                    <a:blip r:embed="rId19"/>
+                    <a:stretch>
+                      <a:fillRect/>
+                    </a:stretch>
+                  </pic:blipFill>
+                  <pic:spPr>
+                    <a:xfrm>
+                      <a:off x="0" y="0"/>
+                      <a:ext cx="3543482" cy="3035456"/>
+                    </a:xfrm>
+                    <a:prstGeom prst="rect">
+                      <a:avLst/>
+                    </a:prstGeom>
+                  </pic:spPr>
+                </pic:pic>
+              </a:graphicData>
+            </a:graphic>
+          </wp:inline>
+        </w:drawing>
       </w:r>
-    </w:p>
-    <w:p>
-      <w:pPr>
-        <w:rPr>
-          <w:lang w:val="vi-VN"/>
-        </w:rPr>
-      </w:pPr>
-      <w:r>
-        <w:rPr>
-          <w:lang w:val="vi-VN"/>
-        </w:rPr>
-        <w:t>[Chèn ảnh 16: Kết quả DMZ ra Internet thành công]</w:t>
-      </w:r>
-    </w:p>
-    <w:p>
-      <w:pPr>
-        <w:rPr>
-          <w:lang w:val="vi-VN"/>
-        </w:rPr>
-      </w:pPr>
-      <w:r>
-        <w:rPr>
-          <w:lang w:val="vi-VN"/>
-        </w:rPr>
-        <w:t>Giải thích kết quả: ...</w:t>
-      </w:r>
-    </w:p>
-    <w:p>
-      <w:pPr>
-        <w:rPr>
-          <w:lang w:val="vi-VN"/>
-        </w:rPr>
-      </w:pPr>
     </w:p>
     <w:p>
       <w:pPr>
@@ -745,6 +1142,7 @@
         <w:rPr>
           <w:lang w:val="vi-VN"/>
         </w:rPr>
+        <w:lastRenderedPageBreak/>
         <w:t>và khó thâm nhập sâu vào LAN.</w:t>
       </w:r>
     </w:p>
@@ -905,7 +1303,6 @@
         <w:rPr>
           <w:lang w:val="vi-VN"/>
         </w:rPr>
-        <w:lastRenderedPageBreak/>
         <w:t>allow LAN to any). (3) Thay đổi mật khẩu mặc định và cấu hình rule DMZ chặt chẽ.</w:t>
       </w:r>
     </w:p>

--- a/LAB5/11CNPM2_LAB5_1150080156-NguyenHoTruongTam.docx
+++ b/LAB5/11CNPM2_LAB5_1150080156-NguyenHoTruongTam.docx
@@ -134,16 +134,41 @@
       <w:r>
         <w:rPr>
           <w:b/>
+          <w:lang w:val="vi-VN"/>
         </w:rPr>
-        <w:t xml:space="preserve">Link video: </w:t>
+        <w:t>Link video</w:t>
+      </w:r>
+      <w:r>
+        <w:rPr>
+          <w:b/>
+          <w:lang w:val="vi-VN"/>
+        </w:rPr>
+        <w:t xml:space="preserve">: </w:t>
       </w:r>
       <w:hyperlink r:id="rId7" w:history="1">
         <w:r>
           <w:rPr>
             <w:rStyle w:val="Hyperlink"/>
             <w:bCs/>
+            <w:lang w:val="vi-VN"/>
           </w:rPr>
-          <w:t>https://youtu.be/_oHc97dM9_M</w:t>
+          <w:t>https://youtu.be/VNAbaU2CN_E?si=-yRjbO7p</w:t>
+        </w:r>
+        <w:r>
+          <w:rPr>
+            <w:rStyle w:val="Hyperlink"/>
+            <w:bCs/>
+            <w:lang w:val="vi-VN"/>
+          </w:rPr>
+          <w:t>X</w:t>
+        </w:r>
+        <w:r>
+          <w:rPr>
+            <w:rStyle w:val="Hyperlink"/>
+            <w:bCs/>
+            <w:lang w:val="vi-VN"/>
+          </w:rPr>
+          <w:t>UpJqzC_</w:t>
         </w:r>
       </w:hyperlink>
     </w:p>
@@ -403,6 +428,7 @@
       </w:pPr>
       <w:r>
         <w:rPr>
+          <w:noProof/>
           <w:lang w:val="vi-VN"/>
         </w:rPr>
         <w:drawing>
@@ -635,6 +661,7 @@
       </w:pPr>
       <w:r>
         <w:rPr>
+          <w:noProof/>
           <w:lang w:val="vi-VN"/>
         </w:rPr>
         <w:drawing>
@@ -695,6 +722,7 @@
       </w:pPr>
       <w:r>
         <w:rPr>
+          <w:noProof/>
           <w:lang w:val="vi-VN"/>
         </w:rPr>
         <w:lastRenderedPageBreak/>
@@ -770,6 +798,7 @@
       </w:pPr>
       <w:r>
         <w:rPr>
+          <w:noProof/>
           <w:lang w:val="vi-VN"/>
         </w:rPr>
         <w:drawing>
@@ -12944,6 +12973,18 @@
       <w:shd w:val="clear" w:color="auto" w:fill="E1DFDD"/>
     </w:rPr>
   </w:style>
+  <w:style w:type="character" w:styleId="FollowedHyperlink">
+    <w:name w:val="FollowedHyperlink"/>
+    <w:basedOn w:val="DefaultParagraphFont"/>
+    <w:uiPriority w:val="99"/>
+    <w:semiHidden/>
+    <w:unhideWhenUsed/>
+    <w:rsid w:val="00C921A3"/>
+    <w:rPr>
+      <w:color w:val="800080" w:themeColor="followedHyperlink"/>
+      <w:u w:val="single"/>
+    </w:rPr>
+  </w:style>
 </w:styles>
 </file>
 
